--- a/public/evrak/ogretmenler-kurulu-tutanaklari/GNL-OKR-OKT-003_Yil_Sonu_Ogretmenler_Kurulu_Cerceve_Tutanagi_2026-2027_v1.0.docx
+++ b/public/evrak/ogretmenler-kurulu-tutanaklari/GNL-OKR-OKT-003_Yil_Sonu_Ogretmenler_Kurulu_Cerceve_Tutanagi_2026-2027_v1.0.docx
@@ -208,7 +208,7 @@
                 <w:i w:val="0"/>
                 <w:sz w:val="18"/>
               </w:rPr>
-              <w:t>• Bu belge, okulapp.org üzerinde yayımlanan GENEL TUTANAK ŞABLONU setinin parçasıdır (sürüm: 2026.08.4 (29.08.2026)). Resmî bir Bakanlık belgesi değildir; okulun şartlarına ve toplantıda gerçekten görüşülen hususlara göre uyarlanır. Metindeki mevzuat atıfları 28.08.2026 tarihi itibarıyla yürürlükteki hükümlere göre yazılmıştır; kullanmadan önce güncelliği kontrol ediniz. Lisans: CC BY 4.0 — kaynak gösterilerek kullanılabilir ve uyarlanabilir.</w:t>
+              <w:t>• Bu belge, okulapp.org üzerinde yayımlanan GENEL TUTANAK ŞABLONU setinin parçasıdır (sürüm: 2026.09 (14.09.2026)). Resmî bir Bakanlık belgesi değildir; okulun şartlarına ve toplantıda gerçekten görüşülen hususlara göre uyarlanır. Metindeki mevzuat atıfları 28.08.2026 tarihi itibarıyla yürürlükteki hükümlere göre yazılmıştır; kullanmadan önce güncelliği kontrol ediniz. Lisans: CC BY 4.0 — kaynak gösterilerek kullanılabilir ve uyarlanabilir.</w:t>
             </w:r>
           </w:p>
           <w:p>
@@ -1106,7 +1106,7 @@
           <w:i w:val="0"/>
           <w:sz w:val="20"/>
         </w:rPr>
-        <w:t>Eğitim Kurulları ve Zümreleri Yönergesinin 9 uncu maddesi uyarınca ders yılı sonunda yapılan toplantıda eğitim ve öğretim yılı boyunca alınan kararların ve sonuçlarının değerlendirileceği hatırlatıldı. Sene başı (01.09.2026) ve ikinci dönem başı (08.02.2027) kurulları ile varsa ara toplantılarda alınan kararlar aşağıdaki tabloda tek tek sonuçlandırıldı; her satır için gerçekleşme durumu ve gelecek yıla devredilecek işler işaretlendi.</w:t>
+        <w:t>Eğitim Kurulları ve Zümreleri Yönergesinin 9 uncu maddesi uyarınca ders yılı sonunda yapılan toplantıda eğitim ve öğretim yılı boyunca alınan kararların ve sonuçlarının değerlendirileceği hatırlatıldı. Sene başı (07.09.2026) ve ikinci dönem başı (08.02.2027) kurulları ile varsa ara toplantılarda alınan kararlar aşağıdaki tabloda tek tek sonuçlandırıldı; her satır için gerçekleşme durumu ve gelecek yıla devredilecek işler işaretlendi.</w:t>
       </w:r>
     </w:p>
     <w:tbl>
@@ -2813,13 +2813,31 @@
           </w:tcPr>
           <w:p>
             <w:r/>
+            <w:sdt>
+              <w:sdtPr>
+                <w14:checkbox>
+                  <w14:checked w14:val="0"/>
+                  <w14:checkedState w14:val="2612" w14:font="MS Gothic"/>
+                  <w14:uncheckedState w14:val="2610" w14:font="MS Gothic"/>
+                </w14:checkbox>
+              </w:sdtPr>
+              <w:sdtContent>
+                <w:r>
+                  <w:rPr>
+                    <w:rFonts w:ascii="MS Gothic" w:hAnsi="MS Gothic" w:eastAsia="MS Gothic"/>
+                    <w:sz w:val="18"/>
+                  </w:rPr>
+                  <w:t>☐</w:t>
+                </w:r>
+              </w:sdtContent>
+            </w:sdt>
             <w:r>
               <w:rPr>
                 <w:b w:val="0"/>
                 <w:i w:val="0"/>
                 <w:sz w:val="18"/>
               </w:rPr>
-              <w:t>☐ Kontrol edildi</w:t>
+              <w:t xml:space="preserve"> Kontrol edildi</w:t>
             </w:r>
           </w:p>
         </w:tc>
@@ -2855,13 +2873,31 @@
           </w:tcPr>
           <w:p>
             <w:r/>
+            <w:sdt>
+              <w:sdtPr>
+                <w14:checkbox>
+                  <w14:checked w14:val="0"/>
+                  <w14:checkedState w14:val="2612" w14:font="MS Gothic"/>
+                  <w14:uncheckedState w14:val="2610" w14:font="MS Gothic"/>
+                </w14:checkbox>
+              </w:sdtPr>
+              <w:sdtContent>
+                <w:r>
+                  <w:rPr>
+                    <w:rFonts w:ascii="MS Gothic" w:hAnsi="MS Gothic" w:eastAsia="MS Gothic"/>
+                    <w:sz w:val="18"/>
+                  </w:rPr>
+                  <w:t>☐</w:t>
+                </w:r>
+              </w:sdtContent>
+            </w:sdt>
             <w:r>
               <w:rPr>
                 <w:b w:val="0"/>
                 <w:i w:val="0"/>
                 <w:sz w:val="18"/>
               </w:rPr>
-              <w:t>☐ Uygulandı</w:t>
+              <w:t xml:space="preserve"> Uygulandı</w:t>
             </w:r>
           </w:p>
         </w:tc>
@@ -2897,13 +2933,57 @@
           </w:tcPr>
           <w:p>
             <w:r/>
+            <w:sdt>
+              <w:sdtPr>
+                <w14:checkbox>
+                  <w14:checked w14:val="0"/>
+                  <w14:checkedState w14:val="2612" w14:font="MS Gothic"/>
+                  <w14:uncheckedState w14:val="2610" w14:font="MS Gothic"/>
+                </w14:checkbox>
+              </w:sdtPr>
+              <w:sdtContent>
+                <w:r>
+                  <w:rPr>
+                    <w:rFonts w:ascii="MS Gothic" w:hAnsi="MS Gothic" w:eastAsia="MS Gothic"/>
+                    <w:sz w:val="18"/>
+                  </w:rPr>
+                  <w:t>☐</w:t>
+                </w:r>
+              </w:sdtContent>
+            </w:sdt>
             <w:r>
               <w:rPr>
                 <w:b w:val="0"/>
                 <w:i w:val="0"/>
                 <w:sz w:val="18"/>
               </w:rPr>
-              <w:t>☐ Gerekmedi   ☐ Uygulandı</w:t>
+              <w:t xml:space="preserve"> Gerekmedi   </w:t>
+            </w:r>
+            <w:sdt>
+              <w:sdtPr>
+                <w14:checkbox>
+                  <w14:checked w14:val="0"/>
+                  <w14:checkedState w14:val="2612" w14:font="MS Gothic"/>
+                  <w14:uncheckedState w14:val="2610" w14:font="MS Gothic"/>
+                </w14:checkbox>
+              </w:sdtPr>
+              <w:sdtContent>
+                <w:r>
+                  <w:rPr>
+                    <w:rFonts w:ascii="MS Gothic" w:hAnsi="MS Gothic" w:eastAsia="MS Gothic"/>
+                    <w:sz w:val="18"/>
+                  </w:rPr>
+                  <w:t>☐</w:t>
+                </w:r>
+              </w:sdtContent>
+            </w:sdt>
+            <w:r>
+              <w:rPr>
+                <w:b w:val="0"/>
+                <w:i w:val="0"/>
+                <w:sz w:val="18"/>
+              </w:rPr>
+              <w:t xml:space="preserve"> Uygulandı</w:t>
             </w:r>
           </w:p>
         </w:tc>
@@ -2939,13 +3019,57 @@
           </w:tcPr>
           <w:p>
             <w:r/>
+            <w:sdt>
+              <w:sdtPr>
+                <w14:checkbox>
+                  <w14:checked w14:val="0"/>
+                  <w14:checkedState w14:val="2612" w14:font="MS Gothic"/>
+                  <w14:uncheckedState w14:val="2610" w14:font="MS Gothic"/>
+                </w14:checkbox>
+              </w:sdtPr>
+              <w:sdtContent>
+                <w:r>
+                  <w:rPr>
+                    <w:rFonts w:ascii="MS Gothic" w:hAnsi="MS Gothic" w:eastAsia="MS Gothic"/>
+                    <w:sz w:val="18"/>
+                  </w:rPr>
+                  <w:t>☐</w:t>
+                </w:r>
+              </w:sdtContent>
+            </w:sdt>
             <w:r>
               <w:rPr>
                 <w:b w:val="0"/>
                 <w:i w:val="0"/>
                 <w:sz w:val="18"/>
               </w:rPr>
-              <w:t>☐ Gerekmedi   ☐ Uygulandı</w:t>
+              <w:t xml:space="preserve"> Gerekmedi   </w:t>
+            </w:r>
+            <w:sdt>
+              <w:sdtPr>
+                <w14:checkbox>
+                  <w14:checked w14:val="0"/>
+                  <w14:checkedState w14:val="2612" w14:font="MS Gothic"/>
+                  <w14:uncheckedState w14:val="2610" w14:font="MS Gothic"/>
+                </w14:checkbox>
+              </w:sdtPr>
+              <w:sdtContent>
+                <w:r>
+                  <w:rPr>
+                    <w:rFonts w:ascii="MS Gothic" w:hAnsi="MS Gothic" w:eastAsia="MS Gothic"/>
+                    <w:sz w:val="18"/>
+                  </w:rPr>
+                  <w:t>☐</w:t>
+                </w:r>
+              </w:sdtContent>
+            </w:sdt>
+            <w:r>
+              <w:rPr>
+                <w:b w:val="0"/>
+                <w:i w:val="0"/>
+                <w:sz w:val="18"/>
+              </w:rPr>
+              <w:t xml:space="preserve"> Uygulandı</w:t>
             </w:r>
           </w:p>
         </w:tc>
@@ -2981,13 +3105,57 @@
           </w:tcPr>
           <w:p>
             <w:r/>
+            <w:sdt>
+              <w:sdtPr>
+                <w14:checkbox>
+                  <w14:checked w14:val="0"/>
+                  <w14:checkedState w14:val="2612" w14:font="MS Gothic"/>
+                  <w14:uncheckedState w14:val="2610" w14:font="MS Gothic"/>
+                </w14:checkbox>
+              </w:sdtPr>
+              <w:sdtContent>
+                <w:r>
+                  <w:rPr>
+                    <w:rFonts w:ascii="MS Gothic" w:hAnsi="MS Gothic" w:eastAsia="MS Gothic"/>
+                    <w:sz w:val="18"/>
+                  </w:rPr>
+                  <w:t>☐</w:t>
+                </w:r>
+              </w:sdtContent>
+            </w:sdt>
             <w:r>
               <w:rPr>
                 <w:b w:val="0"/>
                 <w:i w:val="0"/>
                 <w:sz w:val="18"/>
               </w:rPr>
-              <w:t>☐ Gerekmedi   ☐ Uygulandı</w:t>
+              <w:t xml:space="preserve"> Gerekmedi   </w:t>
+            </w:r>
+            <w:sdt>
+              <w:sdtPr>
+                <w14:checkbox>
+                  <w14:checked w14:val="0"/>
+                  <w14:checkedState w14:val="2612" w14:font="MS Gothic"/>
+                  <w14:uncheckedState w14:val="2610" w14:font="MS Gothic"/>
+                </w14:checkbox>
+              </w:sdtPr>
+              <w:sdtContent>
+                <w:r>
+                  <w:rPr>
+                    <w:rFonts w:ascii="MS Gothic" w:hAnsi="MS Gothic" w:eastAsia="MS Gothic"/>
+                    <w:sz w:val="18"/>
+                  </w:rPr>
+                  <w:t>☐</w:t>
+                </w:r>
+              </w:sdtContent>
+            </w:sdt>
+            <w:r>
+              <w:rPr>
+                <w:b w:val="0"/>
+                <w:i w:val="0"/>
+                <w:sz w:val="18"/>
+              </w:rPr>
+              <w:t xml:space="preserve"> Uygulandı</w:t>
             </w:r>
           </w:p>
         </w:tc>
@@ -3023,13 +3191,57 @@
           </w:tcPr>
           <w:p>
             <w:r/>
+            <w:sdt>
+              <w:sdtPr>
+                <w14:checkbox>
+                  <w14:checked w14:val="0"/>
+                  <w14:checkedState w14:val="2612" w14:font="MS Gothic"/>
+                  <w14:uncheckedState w14:val="2610" w14:font="MS Gothic"/>
+                </w14:checkbox>
+              </w:sdtPr>
+              <w:sdtContent>
+                <w:r>
+                  <w:rPr>
+                    <w:rFonts w:ascii="MS Gothic" w:hAnsi="MS Gothic" w:eastAsia="MS Gothic"/>
+                    <w:sz w:val="18"/>
+                  </w:rPr>
+                  <w:t>☐</w:t>
+                </w:r>
+              </w:sdtContent>
+            </w:sdt>
             <w:r>
               <w:rPr>
                 <w:b w:val="0"/>
                 <w:i w:val="0"/>
                 <w:sz w:val="18"/>
               </w:rPr>
-              <w:t>☐ Gerekmedi   ☐ Uygulandı</w:t>
+              <w:t xml:space="preserve"> Gerekmedi   </w:t>
+            </w:r>
+            <w:sdt>
+              <w:sdtPr>
+                <w14:checkbox>
+                  <w14:checked w14:val="0"/>
+                  <w14:checkedState w14:val="2612" w14:font="MS Gothic"/>
+                  <w14:uncheckedState w14:val="2610" w14:font="MS Gothic"/>
+                </w14:checkbox>
+              </w:sdtPr>
+              <w:sdtContent>
+                <w:r>
+                  <w:rPr>
+                    <w:rFonts w:ascii="MS Gothic" w:hAnsi="MS Gothic" w:eastAsia="MS Gothic"/>
+                    <w:sz w:val="18"/>
+                  </w:rPr>
+                  <w:t>☐</w:t>
+                </w:r>
+              </w:sdtContent>
+            </w:sdt>
+            <w:r>
+              <w:rPr>
+                <w:b w:val="0"/>
+                <w:i w:val="0"/>
+                <w:sz w:val="18"/>
+              </w:rPr>
+              <w:t xml:space="preserve"> Uygulandı</w:t>
             </w:r>
           </w:p>
         </w:tc>
@@ -6006,23 +6218,23 @@
           <w:i w:val="0"/>
           <w:sz w:val="18"/>
         </w:rPr>
-        <w:t>Çizelge, kurul üyesi sayısına göre çoğaltılır; izinli veya raporlu personel açıklama sütununda gösterilir ve tutanağı sonradan imzalar.</w:t>
+        <w:t>Çizelge, kurul üyesi sayısına göre çoğaltılır; izinli veya raporlu personel açıklama sütununda gösterilir ve tutanağı sonradan imzalar. Okul müdürü kurul başkanı ve kararların onay makamı olduğundan çizelgede üye olarak yer almaz.</w:t>
       </w:r>
     </w:p>
     <w:tbl>
       <w:tblPr>
         <w:tblStyle w:val="TableGrid"/>
-        <w:tblW w:w="10092" w:type="dxa"/>
+        <w:tblW w:w="10091" w:type="dxa"/>
         <w:jc w:val="center"/>
         <w:tblLayout w:type="fixed"/>
         <w:tblLook w:firstColumn="1" w:firstRow="1" w:lastColumn="0" w:lastRow="0" w:noHBand="0" w:noVBand="1" w:val="04A0"/>
       </w:tblPr>
       <w:tblGrid>
-        <w:gridCol w:w="794"/>
+        <w:gridCol w:w="680"/>
         <w:gridCol w:w="3061"/>
-        <w:gridCol w:w="2608"/>
+        <w:gridCol w:w="2835"/>
         <w:gridCol w:w="1701"/>
-        <w:gridCol w:w="1928"/>
+        <w:gridCol w:w="1814"/>
       </w:tblGrid>
       <w:tr>
         <w:trPr>
@@ -6030,7 +6242,7 @@
         </w:trPr>
         <w:tc>
           <w:tcPr>
-            <w:tcW w:w="794" w:type="dxa"/>
+            <w:tcW w:w="680" w:type="dxa"/>
             <w:shd w:val="clear" w:fill="F2F2F2"/>
           </w:tcPr>
           <w:p>
@@ -6072,7 +6284,7 @@
         </w:tc>
         <w:tc>
           <w:tcPr>
-            <w:tcW w:w="2608" w:type="dxa"/>
+            <w:tcW w:w="2835" w:type="dxa"/>
             <w:shd w:val="clear" w:fill="F2F2F2"/>
           </w:tcPr>
           <w:p>
@@ -6114,7 +6326,7 @@
         </w:tc>
         <w:tc>
           <w:tcPr>
-            <w:tcW w:w="1928" w:type="dxa"/>
+            <w:tcW w:w="1814" w:type="dxa"/>
             <w:shd w:val="clear" w:fill="F2F2F2"/>
           </w:tcPr>
           <w:p>
@@ -6140,7 +6352,7 @@
         </w:trPr>
         <w:tc>
           <w:tcPr>
-            <w:tcW w:w="794" w:type="dxa"/>
+            <w:tcW w:w="680" w:type="dxa"/>
           </w:tcPr>
           <w:p>
             <w:pPr>
@@ -6172,7 +6384,7 @@
         </w:tc>
         <w:tc>
           <w:tcPr>
-            <w:tcW w:w="2608" w:type="dxa"/>
+            <w:tcW w:w="2835" w:type="dxa"/>
           </w:tcPr>
           <w:p>
             <w:pPr>
@@ -6196,7 +6408,7 @@
         </w:tc>
         <w:tc>
           <w:tcPr>
-            <w:tcW w:w="1928" w:type="dxa"/>
+            <w:tcW w:w="1814" w:type="dxa"/>
           </w:tcPr>
           <w:p>
             <w:pPr>
@@ -6213,7 +6425,7 @@
         </w:trPr>
         <w:tc>
           <w:tcPr>
-            <w:tcW w:w="794" w:type="dxa"/>
+            <w:tcW w:w="680" w:type="dxa"/>
           </w:tcPr>
           <w:p>
             <w:pPr>
@@ -6245,7 +6457,7 @@
         </w:tc>
         <w:tc>
           <w:tcPr>
-            <w:tcW w:w="2608" w:type="dxa"/>
+            <w:tcW w:w="2835" w:type="dxa"/>
           </w:tcPr>
           <w:p>
             <w:pPr>
@@ -6269,7 +6481,7 @@
         </w:tc>
         <w:tc>
           <w:tcPr>
-            <w:tcW w:w="1928" w:type="dxa"/>
+            <w:tcW w:w="1814" w:type="dxa"/>
           </w:tcPr>
           <w:p>
             <w:pPr>
@@ -6286,7 +6498,7 @@
         </w:trPr>
         <w:tc>
           <w:tcPr>
-            <w:tcW w:w="794" w:type="dxa"/>
+            <w:tcW w:w="680" w:type="dxa"/>
           </w:tcPr>
           <w:p>
             <w:pPr>
@@ -6318,7 +6530,7 @@
         </w:tc>
         <w:tc>
           <w:tcPr>
-            <w:tcW w:w="2608" w:type="dxa"/>
+            <w:tcW w:w="2835" w:type="dxa"/>
           </w:tcPr>
           <w:p>
             <w:pPr>
@@ -6342,7 +6554,7 @@
         </w:tc>
         <w:tc>
           <w:tcPr>
-            <w:tcW w:w="1928" w:type="dxa"/>
+            <w:tcW w:w="1814" w:type="dxa"/>
           </w:tcPr>
           <w:p>
             <w:pPr>
@@ -6359,7 +6571,7 @@
         </w:trPr>
         <w:tc>
           <w:tcPr>
-            <w:tcW w:w="794" w:type="dxa"/>
+            <w:tcW w:w="680" w:type="dxa"/>
           </w:tcPr>
           <w:p>
             <w:pPr>
@@ -6391,7 +6603,7 @@
         </w:tc>
         <w:tc>
           <w:tcPr>
-            <w:tcW w:w="2608" w:type="dxa"/>
+            <w:tcW w:w="2835" w:type="dxa"/>
           </w:tcPr>
           <w:p>
             <w:pPr>
@@ -6415,7 +6627,7 @@
         </w:tc>
         <w:tc>
           <w:tcPr>
-            <w:tcW w:w="1928" w:type="dxa"/>
+            <w:tcW w:w="1814" w:type="dxa"/>
           </w:tcPr>
           <w:p>
             <w:pPr>
@@ -6432,7 +6644,7 @@
         </w:trPr>
         <w:tc>
           <w:tcPr>
-            <w:tcW w:w="794" w:type="dxa"/>
+            <w:tcW w:w="680" w:type="dxa"/>
           </w:tcPr>
           <w:p>
             <w:pPr>
@@ -6464,7 +6676,7 @@
         </w:tc>
         <w:tc>
           <w:tcPr>
-            <w:tcW w:w="2608" w:type="dxa"/>
+            <w:tcW w:w="2835" w:type="dxa"/>
           </w:tcPr>
           <w:p>
             <w:pPr>
@@ -6488,7 +6700,7 @@
         </w:tc>
         <w:tc>
           <w:tcPr>
-            <w:tcW w:w="1928" w:type="dxa"/>
+            <w:tcW w:w="1814" w:type="dxa"/>
           </w:tcPr>
           <w:p>
             <w:pPr>
@@ -6505,7 +6717,7 @@
         </w:trPr>
         <w:tc>
           <w:tcPr>
-            <w:tcW w:w="794" w:type="dxa"/>
+            <w:tcW w:w="680" w:type="dxa"/>
           </w:tcPr>
           <w:p>
             <w:pPr>
@@ -6537,7 +6749,7 @@
         </w:tc>
         <w:tc>
           <w:tcPr>
-            <w:tcW w:w="2608" w:type="dxa"/>
+            <w:tcW w:w="2835" w:type="dxa"/>
           </w:tcPr>
           <w:p>
             <w:pPr>
@@ -6561,7 +6773,7 @@
         </w:tc>
         <w:tc>
           <w:tcPr>
-            <w:tcW w:w="1928" w:type="dxa"/>
+            <w:tcW w:w="1814" w:type="dxa"/>
           </w:tcPr>
           <w:p>
             <w:pPr>
@@ -6578,7 +6790,7 @@
         </w:trPr>
         <w:tc>
           <w:tcPr>
-            <w:tcW w:w="794" w:type="dxa"/>
+            <w:tcW w:w="680" w:type="dxa"/>
           </w:tcPr>
           <w:p>
             <w:pPr>
@@ -6610,7 +6822,7 @@
         </w:tc>
         <w:tc>
           <w:tcPr>
-            <w:tcW w:w="2608" w:type="dxa"/>
+            <w:tcW w:w="2835" w:type="dxa"/>
           </w:tcPr>
           <w:p>
             <w:pPr>
@@ -6634,7 +6846,7 @@
         </w:tc>
         <w:tc>
           <w:tcPr>
-            <w:tcW w:w="1928" w:type="dxa"/>
+            <w:tcW w:w="1814" w:type="dxa"/>
           </w:tcPr>
           <w:p>
             <w:pPr>
@@ -6651,7 +6863,7 @@
         </w:trPr>
         <w:tc>
           <w:tcPr>
-            <w:tcW w:w="794" w:type="dxa"/>
+            <w:tcW w:w="680" w:type="dxa"/>
           </w:tcPr>
           <w:p>
             <w:pPr>
@@ -6683,7 +6895,7 @@
         </w:tc>
         <w:tc>
           <w:tcPr>
-            <w:tcW w:w="2608" w:type="dxa"/>
+            <w:tcW w:w="2835" w:type="dxa"/>
           </w:tcPr>
           <w:p>
             <w:pPr>
@@ -6707,7 +6919,7 @@
         </w:tc>
         <w:tc>
           <w:tcPr>
-            <w:tcW w:w="1928" w:type="dxa"/>
+            <w:tcW w:w="1814" w:type="dxa"/>
           </w:tcPr>
           <w:p>
             <w:pPr>
@@ -6724,7 +6936,7 @@
         </w:trPr>
         <w:tc>
           <w:tcPr>
-            <w:tcW w:w="794" w:type="dxa"/>
+            <w:tcW w:w="680" w:type="dxa"/>
           </w:tcPr>
           <w:p>
             <w:pPr>
@@ -6756,7 +6968,7 @@
         </w:tc>
         <w:tc>
           <w:tcPr>
-            <w:tcW w:w="2608" w:type="dxa"/>
+            <w:tcW w:w="2835" w:type="dxa"/>
           </w:tcPr>
           <w:p>
             <w:pPr>
@@ -6780,7 +6992,7 @@
         </w:tc>
         <w:tc>
           <w:tcPr>
-            <w:tcW w:w="1928" w:type="dxa"/>
+            <w:tcW w:w="1814" w:type="dxa"/>
           </w:tcPr>
           <w:p>
             <w:pPr>
@@ -6797,7 +7009,7 @@
         </w:trPr>
         <w:tc>
           <w:tcPr>
-            <w:tcW w:w="794" w:type="dxa"/>
+            <w:tcW w:w="680" w:type="dxa"/>
           </w:tcPr>
           <w:p>
             <w:pPr>
@@ -6829,7 +7041,7 @@
         </w:tc>
         <w:tc>
           <w:tcPr>
-            <w:tcW w:w="2608" w:type="dxa"/>
+            <w:tcW w:w="2835" w:type="dxa"/>
           </w:tcPr>
           <w:p>
             <w:pPr>
@@ -6853,7 +7065,7 @@
         </w:tc>
         <w:tc>
           <w:tcPr>
-            <w:tcW w:w="1928" w:type="dxa"/>
+            <w:tcW w:w="1814" w:type="dxa"/>
           </w:tcPr>
           <w:p>
             <w:pPr>
@@ -6870,7 +7082,7 @@
         </w:trPr>
         <w:tc>
           <w:tcPr>
-            <w:tcW w:w="794" w:type="dxa"/>
+            <w:tcW w:w="680" w:type="dxa"/>
           </w:tcPr>
           <w:p>
             <w:pPr>
@@ -6902,7 +7114,7 @@
         </w:tc>
         <w:tc>
           <w:tcPr>
-            <w:tcW w:w="2608" w:type="dxa"/>
+            <w:tcW w:w="2835" w:type="dxa"/>
           </w:tcPr>
           <w:p>
             <w:pPr>
@@ -6926,7 +7138,7 @@
         </w:tc>
         <w:tc>
           <w:tcPr>
-            <w:tcW w:w="1928" w:type="dxa"/>
+            <w:tcW w:w="1814" w:type="dxa"/>
           </w:tcPr>
           <w:p>
             <w:pPr>
@@ -6943,7 +7155,7 @@
         </w:trPr>
         <w:tc>
           <w:tcPr>
-            <w:tcW w:w="794" w:type="dxa"/>
+            <w:tcW w:w="680" w:type="dxa"/>
           </w:tcPr>
           <w:p>
             <w:r/>
@@ -6967,7 +7179,7 @@
         </w:tc>
         <w:tc>
           <w:tcPr>
-            <w:tcW w:w="2608" w:type="dxa"/>
+            <w:tcW w:w="2835" w:type="dxa"/>
           </w:tcPr>
           <w:p>
             <w:r/>
@@ -6983,7 +7195,7 @@
         </w:tc>
         <w:tc>
           <w:tcPr>
-            <w:tcW w:w="1928" w:type="dxa"/>
+            <w:tcW w:w="1814" w:type="dxa"/>
           </w:tcPr>
           <w:p>
             <w:r/>
@@ -6997,6 +7209,7 @@
       </w:pPr>
     </w:p>
     <w:sectPr>
+      <w:footerReference w:type="default" r:id="rId9"/>
       <w:pgSz w:w="11906" w:h="16838"/>
       <w:pgMar w:top="1020" w:right="907" w:bottom="1020" w:left="907" w:header="720" w:footer="720" w:gutter="0"/>
       <w:cols w:space="720"/>
@@ -7004,6 +7217,94 @@
     </w:sectPr>
   </w:body>
 </w:document>
+</file>
+
+<file path=word/footer1.xml><?xml version="1.0" encoding="utf-8"?>
+<w:ftr xmlns:m="http://schemas.openxmlformats.org/officeDocument/2006/math" xmlns:mc="http://schemas.openxmlformats.org/markup-compatibility/2006" xmlns:mo="http://schemas.microsoft.com/office/mac/office/2008/main" xmlns:mv="urn:schemas-microsoft-com:mac:vml" xmlns:o="urn:schemas-microsoft-com:office:office" xmlns:r="http://schemas.openxmlformats.org/officeDocument/2006/relationships" xmlns:v="urn:schemas-microsoft-com:vml" xmlns:w10="urn:schemas-microsoft-com:office:word" xmlns:w14="http://schemas.microsoft.com/office/word/2010/wordml" xmlns:w="http://schemas.openxmlformats.org/wordprocessingml/2006/main" xmlns:wne="http://schemas.microsoft.com/office/word/2006/wordml" xmlns:wp14="http://schemas.microsoft.com/office/word/2010/wordprocessingDrawing" xmlns:wp="http://schemas.openxmlformats.org/drawingml/2006/wordprocessingDrawing" xmlns:wpc="http://schemas.microsoft.com/office/word/2010/wordprocessingCanvas" xmlns:wpg="http://schemas.microsoft.com/office/word/2010/wordprocessingGroup" xmlns:wpi="http://schemas.microsoft.com/office/word/2010/wordprocessingInk" xmlns:wps="http://schemas.microsoft.com/office/word/2010/wordprocessingShape" mc:Ignorable="w14 wp14">
+  <w:p>
+    <w:pPr>
+      <w:pStyle w:val="Footer"/>
+      <w:spacing w:before="40" w:after="0"/>
+      <w:jc w:val="center"/>
+    </w:pPr>
+    <w:r>
+      <w:rPr>
+        <w:b w:val="0"/>
+        <w:i w:val="0"/>
+        <w:sz w:val="18"/>
+      </w:rPr>
+      <w:t xml:space="preserve">Sayfa </w:t>
+    </w:r>
+    <w:r>
+      <w:rPr>
+        <w:sz w:val="18"/>
+      </w:rPr>
+      <w:fldChar w:fldCharType="begin"/>
+    </w:r>
+    <w:r>
+      <w:rPr>
+        <w:sz w:val="18"/>
+      </w:rPr>
+      <w:instrText xml:space="preserve"> PAGE </w:instrText>
+    </w:r>
+    <w:r>
+      <w:rPr>
+        <w:sz w:val="18"/>
+      </w:rPr>
+      <w:fldChar w:fldCharType="separate"/>
+    </w:r>
+    <w:r>
+      <w:rPr>
+        <w:sz w:val="18"/>
+      </w:rPr>
+      <w:t>1</w:t>
+    </w:r>
+    <w:r>
+      <w:rPr>
+        <w:sz w:val="18"/>
+      </w:rPr>
+      <w:fldChar w:fldCharType="end"/>
+    </w:r>
+    <w:r>
+      <w:rPr>
+        <w:b w:val="0"/>
+        <w:i w:val="0"/>
+        <w:sz w:val="18"/>
+      </w:rPr>
+      <w:t xml:space="preserve"> / </w:t>
+    </w:r>
+    <w:r>
+      <w:rPr>
+        <w:sz w:val="18"/>
+      </w:rPr>
+      <w:fldChar w:fldCharType="begin"/>
+    </w:r>
+    <w:r>
+      <w:rPr>
+        <w:sz w:val="18"/>
+      </w:rPr>
+      <w:instrText xml:space="preserve"> NUMPAGES </w:instrText>
+    </w:r>
+    <w:r>
+      <w:rPr>
+        <w:sz w:val="18"/>
+      </w:rPr>
+      <w:fldChar w:fldCharType="separate"/>
+    </w:r>
+    <w:r>
+      <w:rPr>
+        <w:sz w:val="18"/>
+      </w:rPr>
+      <w:t>1</w:t>
+    </w:r>
+    <w:r>
+      <w:rPr>
+        <w:sz w:val="18"/>
+      </w:rPr>
+      <w:fldChar w:fldCharType="end"/>
+    </w:r>
+  </w:p>
+</w:ftr>
 </file>
 
 <file path=word/numbering.xml><?xml version="1.0" encoding="utf-8"?>

--- a/public/evrak/ogretmenler-kurulu-tutanaklari/GNL-OKR-OKT-003_Yil_Sonu_Ogretmenler_Kurulu_Cerceve_Tutanagi_2026-2027_v1.0.docx
+++ b/public/evrak/ogretmenler-kurulu-tutanaklari/GNL-OKR-OKT-003_Yil_Sonu_Ogretmenler_Kurulu_Cerceve_Tutanagi_2026-2027_v1.0.docx
@@ -208,7 +208,7 @@
                 <w:i w:val="0"/>
                 <w:sz w:val="18"/>
               </w:rPr>
-              <w:t>• Bu belge, okulapp.org üzerinde yayımlanan GENEL TUTANAK ŞABLONU setinin parçasıdır (sürüm: 2026.09 (14.09.2026)). Resmî bir Bakanlık belgesi değildir; okulun şartlarına ve toplantıda gerçekten görüşülen hususlara göre uyarlanır. Metindeki mevzuat atıfları 28.08.2026 tarihi itibarıyla yürürlükteki hükümlere göre yazılmıştır; kullanmadan önce güncelliği kontrol ediniz. Lisans: CC BY 4.0 — kaynak gösterilerek kullanılabilir ve uyarlanabilir.</w:t>
+              <w:t>• Bu belge, okulapp.org üzerinde yayımlanan GENEL TUTANAK ŞABLONU setinin parçasıdır (sürüm: 2026.09.1 (22.09.2026)). Resmî bir Bakanlık belgesi değildir; okulun şartlarına ve toplantıda gerçekten görüşülen hususlara göre uyarlanır. Metindeki mevzuat atıfları 28.08.2026 tarihi itibarıyla yürürlükteki hükümlere göre yazılmıştır; kullanmadan önce güncelliği kontrol ediniz. Lisans: CC BY 4.0 — kaynak gösterilerek kullanılabilir ve uyarlanabilir.</w:t>
             </w:r>
           </w:p>
           <w:p>
